--- a/spa/docx/34.content.docx
+++ b/spa/docx/34.content.docx
@@ -28,22 +28,6 @@
       </w:r>
     </w:p>
     <w:p>
-      <w:pPr>
-        <w:pStyle w:val="Heading2"/>
-      </w:pPr>
-      <w:r>
-        <w:rPr>
-          <w:lang w:val="es_ES" w:bidi="es_ES"/>
-        </w:rPr>
-        <w:t>License Information</w:t>
-      </w:r>
-      <w:r>
-        <w:rPr>
-          <w:lang w:val="es_ES" w:bidi="es_ES"/>
-        </w:rPr>
-      </w:r>
-    </w:p>
-    <w:p>
       <w:pPr/>
       <w:r>
         <w:rPr>
@@ -61,13 +45,7 @@
         <w:rPr>
           <w:lang w:val="es_ES" w:bidi="es_ES"/>
         </w:rPr>
-        <w:t xml:space="preserve"> (Spanish) is based on</w:t>
-      </w:r>
-      <w:r>
-        <w:rPr>
-          <w:lang w:val="es_ES" w:bidi="es_ES"/>
-        </w:rPr>
-        <w:t xml:space="preserve">: </w:t>
+        <w:t xml:space="preserve"> (Spanish) is based on: </w:t>
       </w:r>
       <w:r>
         <w:rPr>
@@ -188,19 +166,6 @@
       <w:pPr>
         <w:pStyle w:val="Heading2"/>
       </w:pPr>
-      <w:r>
-        <w:rPr>
-          <w:lang w:val="es_ES" w:bidi="es_ES"/>
-        </w:rPr>
-      </w:r>
-    </w:p>
-    <w:p>
-      <w:pPr/>
-      <w:r>
-        <w:rPr>
-          <w:lang w:val="es_ES" w:bidi="es_ES"/>
-        </w:rPr>
-      </w:r>
       <w:r>
         <w:rPr>
           <w:lang w:val="es_ES" w:bidi="es_ES"/>

--- a/spa/docx/34.content.docx
+++ b/spa/docx/34.content.docx
@@ -45,19 +45,7 @@
         <w:rPr>
           <w:lang w:val="es_ES" w:bidi="es_ES"/>
         </w:rPr>
-        <w:t xml:space="preserve"> (Spanish) is based on: </w:t>
-      </w:r>
-      <w:r>
-        <w:rPr>
-          <w:lang w:val="es_ES" w:bidi="es_ES"/>
-        </w:rPr>
-        <w:t>Reina Valera 1909</w:t>
-      </w:r>
-      <w:r>
-        <w:rPr>
-          <w:lang w:val="es_ES" w:bidi="es_ES"/>
-        </w:rPr>
-        <w:t xml:space="preserve">, </w:t>
+        <w:t xml:space="preserve"> © 1909 </w:t>
       </w:r>
       <w:hyperlink r:id="rId13">
         <w:r>
@@ -75,9 +63,9 @@
         <w:rPr>
           <w:lang w:val="es_ES" w:bidi="es_ES"/>
         </w:rPr>
-        <w:t xml:space="preserve">, None, which is licensed under a </w:t>
-      </w:r>
-      <w:hyperlink r:id="rId14">
+        <w:t xml:space="preserve">, licensed under a </w:t>
+      </w:r>
+      <w:hyperlink r:id="rId13">
         <w:r>
           <w:rPr>
             <w:lang w:val="es_ES" w:bidi="es_ES"/>
@@ -94,25 +82,6 @@
           <w:lang w:val="es_ES" w:bidi="es_ES"/>
         </w:rPr>
         <w:t>.</w:t>
-      </w:r>
-      <w:r>
-        <w:rPr>
-          <w:lang w:val="es_ES" w:bidi="es_ES"/>
-        </w:rPr>
-      </w:r>
-    </w:p>
-    <w:p>
-      <w:pPr/>
-      <w:r>
-        <w:rPr>
-          <w:lang w:val="es_ES" w:bidi="es_ES"/>
-        </w:rPr>
-      </w:r>
-      <w:r>
-        <w:rPr>
-          <w:lang w:val="es_ES" w:bidi="es_ES"/>
-        </w:rPr>
-        <w:t>This PDF version is provided under the same license.</w:t>
       </w:r>
       <w:r>
         <w:rPr>
@@ -212,12 +181,335 @@
       </w:pPr>
     </w:p>
     <w:p>
+      <w:pPr>
+        <w:pStyle w:val="Heading2"/>
+      </w:pPr>
+      <w:r>
+        <w:rPr>
+          <w:lang w:val="es_ES" w:bidi="es_ES"/>
+        </w:rPr>
+        <w:t>Nahúm 1:1</w:t>
+      </w:r>
+      <w:r>
+        <w:rPr>
+          <w:lang w:val="es_ES" w:bidi="es_ES"/>
+        </w:rPr>
+      </w:r>
+    </w:p>
+    <w:p>
       <w:pPr/>
       <w:r>
         <w:rPr>
           <w:lang w:val="es_ES" w:bidi="es_ES"/>
         </w:rPr>
       </w:r>
+      <w:r>
+        <w:rPr>
+          <w:vertAlign w:val="superscript"/>
+          <w:lang w:val="es_ES" w:bidi="es_ES"/>
+        </w:rPr>
+        <w:t>1</w:t>
+      </w:r>
+      <w:r>
+        <w:rPr>
+          <w:lang w:val="es_ES" w:bidi="es_ES"/>
+        </w:rPr>
+        <w:t xml:space="preserve"> CARGA de Nínive. Libro de la visión de Nahum de El-kosh.</w:t>
+      </w:r>
+    </w:p>
+    <w:p>
+      <w:pPr/>
+      <w:r>
+        <w:rPr>
+          <w:lang w:val="es_ES" w:bidi="es_ES"/>
+        </w:rPr>
+      </w:r>
+      <w:r>
+        <w:rPr>
+          <w:vertAlign w:val="superscript"/>
+          <w:lang w:val="es_ES" w:bidi="es_ES"/>
+        </w:rPr>
+        <w:t>2</w:t>
+      </w:r>
+      <w:r>
+        <w:rPr>
+          <w:lang w:val="es_ES" w:bidi="es_ES"/>
+        </w:rPr>
+        <w:t xml:space="preserve"> Dios celoso y vengador es Jehová; vengador es Jehová, y Señor de ira; Jehová, que se venga de sus adversarios, y que guarda enojo para sus enemigos.</w:t>
+      </w:r>
+    </w:p>
+    <w:p>
+      <w:pPr/>
+      <w:r>
+        <w:rPr>
+          <w:lang w:val="es_ES" w:bidi="es_ES"/>
+        </w:rPr>
+      </w:r>
+      <w:r>
+        <w:rPr>
+          <w:vertAlign w:val="superscript"/>
+          <w:lang w:val="es_ES" w:bidi="es_ES"/>
+        </w:rPr>
+        <w:t>3</w:t>
+      </w:r>
+      <w:r>
+        <w:rPr>
+          <w:lang w:val="es_ES" w:bidi="es_ES"/>
+        </w:rPr>
+        <w:t xml:space="preserve"> Jehová es tardo para la ira, y grande en poder, y no tendrá al culpado por inocente. Jehová marcha entre la tempestad y turbión, y las nubes son el polvo de sus pies.</w:t>
+      </w:r>
+    </w:p>
+    <w:p>
+      <w:pPr/>
+      <w:r>
+        <w:rPr>
+          <w:lang w:val="es_ES" w:bidi="es_ES"/>
+        </w:rPr>
+      </w:r>
+      <w:r>
+        <w:rPr>
+          <w:vertAlign w:val="superscript"/>
+          <w:lang w:val="es_ES" w:bidi="es_ES"/>
+        </w:rPr>
+        <w:t>4</w:t>
+      </w:r>
+      <w:r>
+        <w:rPr>
+          <w:lang w:val="es_ES" w:bidi="es_ES"/>
+        </w:rPr>
+        <w:t xml:space="preserve"> El amenaza á la mar, y la hace secar, y agosta todos los ríos: Basán fué destruído, y el Carmelo, y la flor del Líbano fué destruída.</w:t>
+      </w:r>
+    </w:p>
+    <w:p>
+      <w:pPr/>
+      <w:r>
+        <w:rPr>
+          <w:lang w:val="es_ES" w:bidi="es_ES"/>
+        </w:rPr>
+      </w:r>
+      <w:r>
+        <w:rPr>
+          <w:vertAlign w:val="superscript"/>
+          <w:lang w:val="es_ES" w:bidi="es_ES"/>
+        </w:rPr>
+        <w:t>5</w:t>
+      </w:r>
+      <w:r>
+        <w:rPr>
+          <w:lang w:val="es_ES" w:bidi="es_ES"/>
+        </w:rPr>
+        <w:t xml:space="preserve"> Los montes tiemblan de él, y los collados se deslíen; y la tierra se abrasa á su presencia, y el mundo, y todos los que en él habitan.</w:t>
+      </w:r>
+    </w:p>
+    <w:p>
+      <w:pPr/>
+      <w:r>
+        <w:rPr>
+          <w:lang w:val="es_ES" w:bidi="es_ES"/>
+        </w:rPr>
+      </w:r>
+      <w:r>
+        <w:rPr>
+          <w:vertAlign w:val="superscript"/>
+          <w:lang w:val="es_ES" w:bidi="es_ES"/>
+        </w:rPr>
+        <w:t>6</w:t>
+      </w:r>
+      <w:r>
+        <w:rPr>
+          <w:lang w:val="es_ES" w:bidi="es_ES"/>
+        </w:rPr>
+        <w:t xml:space="preserve"> ¿Quién permanecerá delante de su ira? ¿y quién quedará en pié en el furor de su enojo? Su ira se derrama como fuego, y por él se hienden las peñas.</w:t>
+      </w:r>
+    </w:p>
+    <w:p>
+      <w:pPr/>
+      <w:r>
+        <w:rPr>
+          <w:lang w:val="es_ES" w:bidi="es_ES"/>
+        </w:rPr>
+      </w:r>
+      <w:r>
+        <w:rPr>
+          <w:vertAlign w:val="superscript"/>
+          <w:lang w:val="es_ES" w:bidi="es_ES"/>
+        </w:rPr>
+        <w:t>7</w:t>
+      </w:r>
+      <w:r>
+        <w:rPr>
+          <w:lang w:val="es_ES" w:bidi="es_ES"/>
+        </w:rPr>
+        <w:t xml:space="preserve"> Bueno es Jehová para fortaleza en el día de la angustia; y conoce á los que en él confían.</w:t>
+      </w:r>
+    </w:p>
+    <w:p>
+      <w:pPr/>
+      <w:r>
+        <w:rPr>
+          <w:lang w:val="es_ES" w:bidi="es_ES"/>
+        </w:rPr>
+      </w:r>
+      <w:r>
+        <w:rPr>
+          <w:vertAlign w:val="superscript"/>
+          <w:lang w:val="es_ES" w:bidi="es_ES"/>
+        </w:rPr>
+        <w:t>8</w:t>
+      </w:r>
+      <w:r>
+        <w:rPr>
+          <w:lang w:val="es_ES" w:bidi="es_ES"/>
+        </w:rPr>
+        <w:t xml:space="preserve"> Mas con inundación impetuosa hará consumación de su lugar, y tinieblas perseguirán á sus enemigos.</w:t>
+      </w:r>
+    </w:p>
+    <w:p>
+      <w:pPr/>
+      <w:r>
+        <w:rPr>
+          <w:lang w:val="es_ES" w:bidi="es_ES"/>
+        </w:rPr>
+      </w:r>
+      <w:r>
+        <w:rPr>
+          <w:vertAlign w:val="superscript"/>
+          <w:lang w:val="es_ES" w:bidi="es_ES"/>
+        </w:rPr>
+        <w:t>9</w:t>
+      </w:r>
+      <w:r>
+        <w:rPr>
+          <w:lang w:val="es_ES" w:bidi="es_ES"/>
+        </w:rPr>
+        <w:t xml:space="preserve"> ¿Qué pensáis contra Jehová? El hará consumación: la tribulación no se levantará dos veces.</w:t>
+      </w:r>
+    </w:p>
+    <w:p>
+      <w:pPr/>
+      <w:r>
+        <w:rPr>
+          <w:lang w:val="es_ES" w:bidi="es_ES"/>
+        </w:rPr>
+      </w:r>
+      <w:r>
+        <w:rPr>
+          <w:vertAlign w:val="superscript"/>
+          <w:lang w:val="es_ES" w:bidi="es_ES"/>
+        </w:rPr>
+        <w:t>10</w:t>
+      </w:r>
+      <w:r>
+        <w:rPr>
+          <w:lang w:val="es_ES" w:bidi="es_ES"/>
+        </w:rPr>
+        <w:t xml:space="preserve"> Porque como espinas entretegidas, mientras se embriagarán los borrachos, serán consumidos como las estopas llenas de sequedad.</w:t>
+      </w:r>
+    </w:p>
+    <w:p>
+      <w:pPr/>
+      <w:r>
+        <w:rPr>
+          <w:lang w:val="es_ES" w:bidi="es_ES"/>
+        </w:rPr>
+      </w:r>
+      <w:r>
+        <w:rPr>
+          <w:vertAlign w:val="superscript"/>
+          <w:lang w:val="es_ES" w:bidi="es_ES"/>
+        </w:rPr>
+        <w:t>11</w:t>
+      </w:r>
+      <w:r>
+        <w:rPr>
+          <w:lang w:val="es_ES" w:bidi="es_ES"/>
+        </w:rPr>
+        <w:t xml:space="preserve"> De ti salió el que pensó mal contra Jehová, un consultor impío.</w:t>
+      </w:r>
+    </w:p>
+    <w:p>
+      <w:pPr/>
+      <w:r>
+        <w:rPr>
+          <w:lang w:val="es_ES" w:bidi="es_ES"/>
+        </w:rPr>
+      </w:r>
+      <w:r>
+        <w:rPr>
+          <w:vertAlign w:val="superscript"/>
+          <w:lang w:val="es_ES" w:bidi="es_ES"/>
+        </w:rPr>
+        <w:t>12</w:t>
+      </w:r>
+      <w:r>
+        <w:rPr>
+          <w:lang w:val="es_ES" w:bidi="es_ES"/>
+        </w:rPr>
+        <w:t xml:space="preserve"> Así ha dicho Jehová: Aunque reposo tengan, y sean tantos, así serán talados, y él pasará. Bien que te he afligido, no más te afligiré.</w:t>
+      </w:r>
+    </w:p>
+    <w:p>
+      <w:pPr/>
+      <w:r>
+        <w:rPr>
+          <w:lang w:val="es_ES" w:bidi="es_ES"/>
+        </w:rPr>
+      </w:r>
+      <w:r>
+        <w:rPr>
+          <w:vertAlign w:val="superscript"/>
+          <w:lang w:val="es_ES" w:bidi="es_ES"/>
+        </w:rPr>
+        <w:t>13</w:t>
+      </w:r>
+      <w:r>
+        <w:rPr>
+          <w:lang w:val="es_ES" w:bidi="es_ES"/>
+        </w:rPr>
+        <w:t xml:space="preserve"> Porque ahora quebraré su yugo de sobre ti, y romperé tus coyundas.</w:t>
+      </w:r>
+    </w:p>
+    <w:p>
+      <w:pPr/>
+      <w:r>
+        <w:rPr>
+          <w:lang w:val="es_ES" w:bidi="es_ES"/>
+        </w:rPr>
+      </w:r>
+      <w:r>
+        <w:rPr>
+          <w:vertAlign w:val="superscript"/>
+          <w:lang w:val="es_ES" w:bidi="es_ES"/>
+        </w:rPr>
+        <w:t>14</w:t>
+      </w:r>
+      <w:r>
+        <w:rPr>
+          <w:lang w:val="es_ES" w:bidi="es_ES"/>
+        </w:rPr>
+        <w:t xml:space="preserve"> Mas acerca de ti mandará Jehová, que nunca más sea sembrado alguno de tu nombre: de la casa de tu dios talaré escultura y estatua de fundición, haréla tu sepulcro; porque fuiste vil.</w:t>
+      </w:r>
+    </w:p>
+    <w:p>
+      <w:pPr/>
+      <w:r>
+        <w:rPr>
+          <w:lang w:val="es_ES" w:bidi="es_ES"/>
+        </w:rPr>
+      </w:r>
+      <w:r>
+        <w:rPr>
+          <w:vertAlign w:val="superscript"/>
+          <w:lang w:val="es_ES" w:bidi="es_ES"/>
+        </w:rPr>
+        <w:t>15</w:t>
+      </w:r>
+      <w:r>
+        <w:rPr>
+          <w:lang w:val="es_ES" w:bidi="es_ES"/>
+        </w:rPr>
+        <w:t xml:space="preserve"> He aquí sobre los montes los pies del que trae buenas nuevas, del que pregona la paz. Celebra, oh Judá, tus fiestas, cumple tus votos: porque nunca más pasará por ti el malvado; pereció del todo.</w:t>
+      </w:r>
     </w:p>
     <w:p>
       <w:pPr>
@@ -227,7 +519,7 @@
         <w:rPr>
           <w:lang w:val="es_ES" w:bidi="es_ES"/>
         </w:rPr>
-        <w:t>Nahum 1:1</w:t>
+        <w:t>Nahúm 2:1</w:t>
       </w:r>
       <w:r>
         <w:rPr>
@@ -253,17 +545,7 @@
         <w:rPr>
           <w:lang w:val="es_ES" w:bidi="es_ES"/>
         </w:rPr>
-        <w:t xml:space="preserve"> CARGA de Nínive. Libro de la visión de Nahum de El-kosh.</w:t>
-      </w:r>
-      <w:r>
-        <w:rPr>
-          <w:lang w:val="es_ES" w:bidi="es_ES"/>
-        </w:rPr>
-      </w:r>
-      <w:r>
-        <w:rPr>
-          <w:lang w:val="es_ES" w:bidi="es_ES"/>
-        </w:rPr>
+        <w:t xml:space="preserve"> SUBIÓ destruidor contra ti: guarda la fortaleza, mira el camino, fortifica los lomos, fortalece mucho la fuerza.</w:t>
       </w:r>
     </w:p>
     <w:p>
@@ -273,6 +555,19 @@
           <w:lang w:val="es_ES" w:bidi="es_ES"/>
         </w:rPr>
       </w:r>
+      <w:r>
+        <w:rPr>
+          <w:vertAlign w:val="superscript"/>
+          <w:lang w:val="es_ES" w:bidi="es_ES"/>
+        </w:rPr>
+        <w:t>2</w:t>
+      </w:r>
+      <w:r>
+        <w:rPr>
+          <w:lang w:val="es_ES" w:bidi="es_ES"/>
+        </w:rPr>
+        <w:t xml:space="preserve"> Porque Jehová restituirá la gloria de Jacob como la gloria de Israel; porque vaciadores los vaciaron, y estropearon sus mugrones.</w:t>
+      </w:r>
     </w:p>
     <w:p>
       <w:pPr/>
@@ -286,23 +581,281 @@
           <w:vertAlign w:val="superscript"/>
           <w:lang w:val="es_ES" w:bidi="es_ES"/>
         </w:rPr>
+        <w:t>3</w:t>
+      </w:r>
+      <w:r>
+        <w:rPr>
+          <w:lang w:val="es_ES" w:bidi="es_ES"/>
+        </w:rPr>
+        <w:t xml:space="preserve"> El escudo de sus valientes será bermejo, los varones de su ejército vestidos de grana: el carro como fuego de hachas; el día que se aparejará, temblarán las hayas.</w:t>
+      </w:r>
+    </w:p>
+    <w:p>
+      <w:pPr/>
+      <w:r>
+        <w:rPr>
+          <w:lang w:val="es_ES" w:bidi="es_ES"/>
+        </w:rPr>
+      </w:r>
+      <w:r>
+        <w:rPr>
+          <w:vertAlign w:val="superscript"/>
+          <w:lang w:val="es_ES" w:bidi="es_ES"/>
+        </w:rPr>
+        <w:t>4</w:t>
+      </w:r>
+      <w:r>
+        <w:rPr>
+          <w:lang w:val="es_ES" w:bidi="es_ES"/>
+        </w:rPr>
+        <w:t xml:space="preserve"> Los carros se precipitarán á las plazas, discurrirán por las calles: su aspecto como hachas encendidas; correrán como relámpagos.</w:t>
+      </w:r>
+    </w:p>
+    <w:p>
+      <w:pPr/>
+      <w:r>
+        <w:rPr>
+          <w:lang w:val="es_ES" w:bidi="es_ES"/>
+        </w:rPr>
+      </w:r>
+      <w:r>
+        <w:rPr>
+          <w:vertAlign w:val="superscript"/>
+          <w:lang w:val="es_ES" w:bidi="es_ES"/>
+        </w:rPr>
+        <w:t>5</w:t>
+      </w:r>
+      <w:r>
+        <w:rPr>
+          <w:lang w:val="es_ES" w:bidi="es_ES"/>
+        </w:rPr>
+        <w:t xml:space="preserve"> Acordaráse él de sus valientes; andando tropezarán; se apresurarán á su muro, y la cubierta se aparejará.</w:t>
+      </w:r>
+    </w:p>
+    <w:p>
+      <w:pPr/>
+      <w:r>
+        <w:rPr>
+          <w:lang w:val="es_ES" w:bidi="es_ES"/>
+        </w:rPr>
+      </w:r>
+      <w:r>
+        <w:rPr>
+          <w:vertAlign w:val="superscript"/>
+          <w:lang w:val="es_ES" w:bidi="es_ES"/>
+        </w:rPr>
+        <w:t>6</w:t>
+      </w:r>
+      <w:r>
+        <w:rPr>
+          <w:lang w:val="es_ES" w:bidi="es_ES"/>
+        </w:rPr>
+        <w:t xml:space="preserve"> Las puertas de los ríos se abrirán, y el palacio será destruído.</w:t>
+      </w:r>
+    </w:p>
+    <w:p>
+      <w:pPr/>
+      <w:r>
+        <w:rPr>
+          <w:lang w:val="es_ES" w:bidi="es_ES"/>
+        </w:rPr>
+      </w:r>
+      <w:r>
+        <w:rPr>
+          <w:vertAlign w:val="superscript"/>
+          <w:lang w:val="es_ES" w:bidi="es_ES"/>
+        </w:rPr>
+        <w:t>7</w:t>
+      </w:r>
+      <w:r>
+        <w:rPr>
+          <w:lang w:val="es_ES" w:bidi="es_ES"/>
+        </w:rPr>
+        <w:t xml:space="preserve"> Y la reina fué cautiva; mandarle han que suba, y sus criadas la llevarán gimiendo como palomas, batiendo sus pechos.</w:t>
+      </w:r>
+    </w:p>
+    <w:p>
+      <w:pPr/>
+      <w:r>
+        <w:rPr>
+          <w:lang w:val="es_ES" w:bidi="es_ES"/>
+        </w:rPr>
+      </w:r>
+      <w:r>
+        <w:rPr>
+          <w:vertAlign w:val="superscript"/>
+          <w:lang w:val="es_ES" w:bidi="es_ES"/>
+        </w:rPr>
+        <w:t>8</w:t>
+      </w:r>
+      <w:r>
+        <w:rPr>
+          <w:lang w:val="es_ES" w:bidi="es_ES"/>
+        </w:rPr>
+        <w:t xml:space="preserve"> Y fué Nínive de tiempo antiguo como estanque de aguas; mas ellos huyen: Parad, parad; y ninguno mira.</w:t>
+      </w:r>
+    </w:p>
+    <w:p>
+      <w:pPr/>
+      <w:r>
+        <w:rPr>
+          <w:lang w:val="es_ES" w:bidi="es_ES"/>
+        </w:rPr>
+      </w:r>
+      <w:r>
+        <w:rPr>
+          <w:vertAlign w:val="superscript"/>
+          <w:lang w:val="es_ES" w:bidi="es_ES"/>
+        </w:rPr>
+        <w:t>9</w:t>
+      </w:r>
+      <w:r>
+        <w:rPr>
+          <w:lang w:val="es_ES" w:bidi="es_ES"/>
+        </w:rPr>
+        <w:t xml:space="preserve"> Saquead plata, saquead oro: no hay fin de las riquezas y suntuosidad de todo ajuar de codicia.</w:t>
+      </w:r>
+    </w:p>
+    <w:p>
+      <w:pPr/>
+      <w:r>
+        <w:rPr>
+          <w:lang w:val="es_ES" w:bidi="es_ES"/>
+        </w:rPr>
+      </w:r>
+      <w:r>
+        <w:rPr>
+          <w:vertAlign w:val="superscript"/>
+          <w:lang w:val="es_ES" w:bidi="es_ES"/>
+        </w:rPr>
+        <w:t>10</w:t>
+      </w:r>
+      <w:r>
+        <w:rPr>
+          <w:lang w:val="es_ES" w:bidi="es_ES"/>
+        </w:rPr>
+        <w:t xml:space="preserve"> Vacía, y agotada, y despedazada está, y el corazón derretido: batimiento de rodillas, y dolor en todos riñones, y los rostros de todos tomarán negrura.</w:t>
+      </w:r>
+    </w:p>
+    <w:p>
+      <w:pPr/>
+      <w:r>
+        <w:rPr>
+          <w:lang w:val="es_ES" w:bidi="es_ES"/>
+        </w:rPr>
+      </w:r>
+      <w:r>
+        <w:rPr>
+          <w:vertAlign w:val="superscript"/>
+          <w:lang w:val="es_ES" w:bidi="es_ES"/>
+        </w:rPr>
+        <w:t>11</w:t>
+      </w:r>
+      <w:r>
+        <w:rPr>
+          <w:lang w:val="es_ES" w:bidi="es_ES"/>
+        </w:rPr>
+        <w:t xml:space="preserve"> ¿Qué es de la morada de los leones, y de la majada de los cachorros de los leones, donde se recogía el león, y la leona, y los cachorros del león, y no había quien les pusiese miedo?</w:t>
+      </w:r>
+    </w:p>
+    <w:p>
+      <w:pPr/>
+      <w:r>
+        <w:rPr>
+          <w:lang w:val="es_ES" w:bidi="es_ES"/>
+        </w:rPr>
+      </w:r>
+      <w:r>
+        <w:rPr>
+          <w:vertAlign w:val="superscript"/>
+          <w:lang w:val="es_ES" w:bidi="es_ES"/>
+        </w:rPr>
+        <w:t>12</w:t>
+      </w:r>
+      <w:r>
+        <w:rPr>
+          <w:lang w:val="es_ES" w:bidi="es_ES"/>
+        </w:rPr>
+        <w:t xml:space="preserve"> El león arrebataba en abundancia para sus cachorros, y ahogaba para sus leonas, y henchía de presa sus cavernas, y de robo sus moradas.</w:t>
+      </w:r>
+    </w:p>
+    <w:p>
+      <w:pPr/>
+      <w:r>
+        <w:rPr>
+          <w:lang w:val="es_ES" w:bidi="es_ES"/>
+        </w:rPr>
+      </w:r>
+      <w:r>
+        <w:rPr>
+          <w:vertAlign w:val="superscript"/>
+          <w:lang w:val="es_ES" w:bidi="es_ES"/>
+        </w:rPr>
+        <w:t>13</w:t>
+      </w:r>
+      <w:r>
+        <w:rPr>
+          <w:lang w:val="es_ES" w:bidi="es_ES"/>
+        </w:rPr>
+        <w:t xml:space="preserve"> Heme aquí contra ti, dice Jehová de los ejércitos. Encenderé y reduciré á humo tus carros, y espada devorará tus leoncillos; y raeré de la tierra tu robo, y nunca más se oirá voz de tus embajadores.</w:t>
+      </w:r>
+    </w:p>
+    <w:p>
+      <w:pPr>
+        <w:pStyle w:val="Heading2"/>
+      </w:pPr>
+      <w:r>
+        <w:rPr>
+          <w:lang w:val="es_ES" w:bidi="es_ES"/>
+        </w:rPr>
+        <w:t>Nahúm 3:1</w:t>
+      </w:r>
+      <w:r>
+        <w:rPr>
+          <w:lang w:val="es_ES" w:bidi="es_ES"/>
+        </w:rPr>
+      </w:r>
+    </w:p>
+    <w:p>
+      <w:pPr/>
+      <w:r>
+        <w:rPr>
+          <w:lang w:val="es_ES" w:bidi="es_ES"/>
+        </w:rPr>
+      </w:r>
+      <w:r>
+        <w:rPr>
+          <w:vertAlign w:val="superscript"/>
+          <w:lang w:val="es_ES" w:bidi="es_ES"/>
+        </w:rPr>
+        <w:t>1</w:t>
+      </w:r>
+      <w:r>
+        <w:rPr>
+          <w:lang w:val="es_ES" w:bidi="es_ES"/>
+        </w:rPr>
+        <w:t xml:space="preserve"> ¡AY de la ciudad de sangres, toda llena de mentira y de rapiña, sin apartarse de ella el pillaje!</w:t>
+      </w:r>
+    </w:p>
+    <w:p>
+      <w:pPr/>
+      <w:r>
+        <w:rPr>
+          <w:lang w:val="es_ES" w:bidi="es_ES"/>
+        </w:rPr>
+      </w:r>
+      <w:r>
+        <w:rPr>
+          <w:vertAlign w:val="superscript"/>
+          <w:lang w:val="es_ES" w:bidi="es_ES"/>
+        </w:rPr>
         <w:t>2</w:t>
       </w:r>
       <w:r>
         <w:rPr>
           <w:lang w:val="es_ES" w:bidi="es_ES"/>
         </w:rPr>
-        <w:t xml:space="preserve"> Dios celoso y vengador es Jehová; vengador es Jehová, y Señor de ira; Jehová, que se venga de sus adversarios, y que guarda enojo para sus enemigos.</w:t>
-      </w:r>
-      <w:r>
-        <w:rPr>
-          <w:lang w:val="es_ES" w:bidi="es_ES"/>
-        </w:rPr>
-      </w:r>
-      <w:r>
-        <w:rPr>
-          <w:lang w:val="es_ES" w:bidi="es_ES"/>
-        </w:rPr>
+        <w:t xml:space="preserve"> Sonido de látigo, y estruendo de movimiento de ruedas; y caballo atropellador, y carro saltador;</w:t>
       </w:r>
     </w:p>
     <w:p>
@@ -312,6 +865,19 @@
           <w:lang w:val="es_ES" w:bidi="es_ES"/>
         </w:rPr>
       </w:r>
+      <w:r>
+        <w:rPr>
+          <w:vertAlign w:val="superscript"/>
+          <w:lang w:val="es_ES" w:bidi="es_ES"/>
+        </w:rPr>
+        <w:t>3</w:t>
+      </w:r>
+      <w:r>
+        <w:rPr>
+          <w:lang w:val="es_ES" w:bidi="es_ES"/>
+        </w:rPr>
+        <w:t xml:space="preserve"> Caballero enhiesto, y resplandor de espada, y resplandor de lanza; y multitud de muertos, y multitud de cadáveres; y de sus cadáveres no habrá fin, y en sus cadáveres tropezarán:</w:t>
+      </w:r>
     </w:p>
     <w:p>
       <w:pPr/>
@@ -325,23 +891,13 @@
           <w:vertAlign w:val="superscript"/>
           <w:lang w:val="es_ES" w:bidi="es_ES"/>
         </w:rPr>
-        <w:t>3</w:t>
-      </w:r>
-      <w:r>
-        <w:rPr>
-          <w:lang w:val="es_ES" w:bidi="es_ES"/>
-        </w:rPr>
-        <w:t xml:space="preserve"> Jehová es tardo para la ira, y grande en poder, y no tendrá al culpado por inocente. Jehová marcha entre la tempestad y turbión, y las nubes son el polvo de sus pies.</w:t>
-      </w:r>
-      <w:r>
-        <w:rPr>
-          <w:lang w:val="es_ES" w:bidi="es_ES"/>
-        </w:rPr>
-      </w:r>
-      <w:r>
-        <w:rPr>
-          <w:lang w:val="es_ES" w:bidi="es_ES"/>
-        </w:rPr>
+        <w:t>4</w:t>
+      </w:r>
+      <w:r>
+        <w:rPr>
+          <w:lang w:val="es_ES" w:bidi="es_ES"/>
+        </w:rPr>
+        <w:t xml:space="preserve"> A causa de la multitud de las fornicaciones de la ramera de hermosa gala, maestra de brujerías, que vende las gentes con sus fornicaciones, y los pueblos con sus hechizos.</w:t>
       </w:r>
     </w:p>
     <w:p>
@@ -351,6 +907,19 @@
           <w:lang w:val="es_ES" w:bidi="es_ES"/>
         </w:rPr>
       </w:r>
+      <w:r>
+        <w:rPr>
+          <w:vertAlign w:val="superscript"/>
+          <w:lang w:val="es_ES" w:bidi="es_ES"/>
+        </w:rPr>
+        <w:t>5</w:t>
+      </w:r>
+      <w:r>
+        <w:rPr>
+          <w:lang w:val="es_ES" w:bidi="es_ES"/>
+        </w:rPr>
+        <w:t xml:space="preserve"> Heme aquí contra ti, dice Jehová de los ejércitos, y descubriré tus faldas en tu cara, y mostraré á las gentes tu desnudez, y á los reinos tu vergüenza.</w:t>
+      </w:r>
     </w:p>
     <w:p>
       <w:pPr/>
@@ -364,23 +933,13 @@
           <w:vertAlign w:val="superscript"/>
           <w:lang w:val="es_ES" w:bidi="es_ES"/>
         </w:rPr>
-        <w:t>4</w:t>
-      </w:r>
-      <w:r>
-        <w:rPr>
-          <w:lang w:val="es_ES" w:bidi="es_ES"/>
-        </w:rPr>
-        <w:t xml:space="preserve"> El amenaza á la mar, y la hace secar, y agosta todos los ríos: Basán fué destruído, y el Carmelo, y la flor del Líbano fué destruída.</w:t>
-      </w:r>
-      <w:r>
-        <w:rPr>
-          <w:lang w:val="es_ES" w:bidi="es_ES"/>
-        </w:rPr>
-      </w:r>
-      <w:r>
-        <w:rPr>
-          <w:lang w:val="es_ES" w:bidi="es_ES"/>
-        </w:rPr>
+        <w:t>6</w:t>
+      </w:r>
+      <w:r>
+        <w:rPr>
+          <w:lang w:val="es_ES" w:bidi="es_ES"/>
+        </w:rPr>
+        <w:t xml:space="preserve"> Y echaré sobre ti suciedades, y te afrentaré, y te pondré como estiércol.</w:t>
       </w:r>
     </w:p>
     <w:p>
@@ -390,6 +949,19 @@
           <w:lang w:val="es_ES" w:bidi="es_ES"/>
         </w:rPr>
       </w:r>
+      <w:r>
+        <w:rPr>
+          <w:vertAlign w:val="superscript"/>
+          <w:lang w:val="es_ES" w:bidi="es_ES"/>
+        </w:rPr>
+        <w:t>7</w:t>
+      </w:r>
+      <w:r>
+        <w:rPr>
+          <w:lang w:val="es_ES" w:bidi="es_ES"/>
+        </w:rPr>
+        <w:t xml:space="preserve"> Y será que todos los que te vieren, se apartarán de ti, y dirán: Nínive es asolada: ¿quién se compadecerá de ella? ¿dónde te buscaré consoladores?</w:t>
+      </w:r>
     </w:p>
     <w:p>
       <w:pPr/>
@@ -403,23 +975,13 @@
           <w:vertAlign w:val="superscript"/>
           <w:lang w:val="es_ES" w:bidi="es_ES"/>
         </w:rPr>
-        <w:t>5</w:t>
-      </w:r>
-      <w:r>
-        <w:rPr>
-          <w:lang w:val="es_ES" w:bidi="es_ES"/>
-        </w:rPr>
-        <w:t xml:space="preserve"> Los montes tiemblan de él, y los collados se deslíen; y la tierra se abrasa á su presencia, y el mundo, y todos los que en él habitan.</w:t>
-      </w:r>
-      <w:r>
-        <w:rPr>
-          <w:lang w:val="es_ES" w:bidi="es_ES"/>
-        </w:rPr>
-      </w:r>
-      <w:r>
-        <w:rPr>
-          <w:lang w:val="es_ES" w:bidi="es_ES"/>
-        </w:rPr>
+        <w:t>8</w:t>
+      </w:r>
+      <w:r>
+        <w:rPr>
+          <w:lang w:val="es_ES" w:bidi="es_ES"/>
+        </w:rPr>
+        <w:t xml:space="preserve"> ¿Eres tú mejor que No-amón, que estaba asentada entre ríos, cercada de aguas, cuyo baluarte era la mar, y del mar su muralla?</w:t>
       </w:r>
     </w:p>
     <w:p>
@@ -429,6 +991,19 @@
           <w:lang w:val="es_ES" w:bidi="es_ES"/>
         </w:rPr>
       </w:r>
+      <w:r>
+        <w:rPr>
+          <w:vertAlign w:val="superscript"/>
+          <w:lang w:val="es_ES" w:bidi="es_ES"/>
+        </w:rPr>
+        <w:t>9</w:t>
+      </w:r>
+      <w:r>
+        <w:rPr>
+          <w:lang w:val="es_ES" w:bidi="es_ES"/>
+        </w:rPr>
+        <w:t xml:space="preserve"> Etiopía era su fortaleza, y Egipto sin límite; Put y Libia fueron en tu ayuda.</w:t>
+      </w:r>
     </w:p>
     <w:p>
       <w:pPr/>
@@ -442,23 +1017,13 @@
           <w:vertAlign w:val="superscript"/>
           <w:lang w:val="es_ES" w:bidi="es_ES"/>
         </w:rPr>
-        <w:t>6</w:t>
-      </w:r>
-      <w:r>
-        <w:rPr>
-          <w:lang w:val="es_ES" w:bidi="es_ES"/>
-        </w:rPr>
-        <w:t xml:space="preserve"> ¿Quién permanecerá delante de su ira? ¿y quién quedará en pié en el furor de su enojo? Su ira se derrama como fuego, y por él se hienden las peñas.</w:t>
-      </w:r>
-      <w:r>
-        <w:rPr>
-          <w:lang w:val="es_ES" w:bidi="es_ES"/>
-        </w:rPr>
-      </w:r>
-      <w:r>
-        <w:rPr>
-          <w:lang w:val="es_ES" w:bidi="es_ES"/>
-        </w:rPr>
+        <w:t>10</w:t>
+      </w:r>
+      <w:r>
+        <w:rPr>
+          <w:lang w:val="es_ES" w:bidi="es_ES"/>
+        </w:rPr>
+        <w:t xml:space="preserve"> También ella fué llevada en cautiverio: también sus chiquitos fueron estrellados en las encrucijadas de todas las calles; y sobre sus varones echaron suertes, y todos sus magnates fueron aprisionados con grillos.</w:t>
       </w:r>
     </w:p>
     <w:p>
@@ -468,6 +1033,19 @@
           <w:lang w:val="es_ES" w:bidi="es_ES"/>
         </w:rPr>
       </w:r>
+      <w:r>
+        <w:rPr>
+          <w:vertAlign w:val="superscript"/>
+          <w:lang w:val="es_ES" w:bidi="es_ES"/>
+        </w:rPr>
+        <w:t>11</w:t>
+      </w:r>
+      <w:r>
+        <w:rPr>
+          <w:lang w:val="es_ES" w:bidi="es_ES"/>
+        </w:rPr>
+        <w:t xml:space="preserve"> Tú también serás embriagada, serás encerrada; tú también buscarás fortaleza á causa del enemigo.</w:t>
+      </w:r>
     </w:p>
     <w:p>
       <w:pPr/>
@@ -481,23 +1059,13 @@
           <w:vertAlign w:val="superscript"/>
           <w:lang w:val="es_ES" w:bidi="es_ES"/>
         </w:rPr>
-        <w:t>7</w:t>
-      </w:r>
-      <w:r>
-        <w:rPr>
-          <w:lang w:val="es_ES" w:bidi="es_ES"/>
-        </w:rPr>
-        <w:t xml:space="preserve"> Bueno es Jehová para fortaleza en el día de la angustia; y conoce á los que en él confían.</w:t>
-      </w:r>
-      <w:r>
-        <w:rPr>
-          <w:lang w:val="es_ES" w:bidi="es_ES"/>
-        </w:rPr>
-      </w:r>
-      <w:r>
-        <w:rPr>
-          <w:lang w:val="es_ES" w:bidi="es_ES"/>
-        </w:rPr>
+        <w:t>12</w:t>
+      </w:r>
+      <w:r>
+        <w:rPr>
+          <w:lang w:val="es_ES" w:bidi="es_ES"/>
+        </w:rPr>
+        <w:t xml:space="preserve"> Todas tus fortalezas cual higueras con brevas; que si las sacuden, caen en la boca del que las ha de comer.</w:t>
       </w:r>
     </w:p>
     <w:p>
@@ -507,6 +1075,19 @@
           <w:lang w:val="es_ES" w:bidi="es_ES"/>
         </w:rPr>
       </w:r>
+      <w:r>
+        <w:rPr>
+          <w:vertAlign w:val="superscript"/>
+          <w:lang w:val="es_ES" w:bidi="es_ES"/>
+        </w:rPr>
+        <w:t>13</w:t>
+      </w:r>
+      <w:r>
+        <w:rPr>
+          <w:lang w:val="es_ES" w:bidi="es_ES"/>
+        </w:rPr>
+        <w:t xml:space="preserve"> He aquí, tu pueblo será como mujeres en medio de ti: las puertas de tu tierra se abrirán de par en par á tus enemigos: fuego consumirá tus barras.</w:t>
+      </w:r>
     </w:p>
     <w:p>
       <w:pPr/>
@@ -520,23 +1101,13 @@
           <w:vertAlign w:val="superscript"/>
           <w:lang w:val="es_ES" w:bidi="es_ES"/>
         </w:rPr>
-        <w:t>8</w:t>
-      </w:r>
-      <w:r>
-        <w:rPr>
-          <w:lang w:val="es_ES" w:bidi="es_ES"/>
-        </w:rPr>
-        <w:t xml:space="preserve"> Mas con inundación impetuosa hará consumación de su lugar, y tinieblas perseguirán á sus enemigos.</w:t>
-      </w:r>
-      <w:r>
-        <w:rPr>
-          <w:lang w:val="es_ES" w:bidi="es_ES"/>
-        </w:rPr>
-      </w:r>
-      <w:r>
-        <w:rPr>
-          <w:lang w:val="es_ES" w:bidi="es_ES"/>
-        </w:rPr>
+        <w:t>14</w:t>
+      </w:r>
+      <w:r>
+        <w:rPr>
+          <w:lang w:val="es_ES" w:bidi="es_ES"/>
+        </w:rPr>
+        <w:t xml:space="preserve"> Provéete de agua para el cerco, fortifica tus fortalezas; entra en el lodo, pisa el barro, fortifica el horno.</w:t>
       </w:r>
     </w:p>
     <w:p>
@@ -546,6 +1117,19 @@
           <w:lang w:val="es_ES" w:bidi="es_ES"/>
         </w:rPr>
       </w:r>
+      <w:r>
+        <w:rPr>
+          <w:vertAlign w:val="superscript"/>
+          <w:lang w:val="es_ES" w:bidi="es_ES"/>
+        </w:rPr>
+        <w:t>15</w:t>
+      </w:r>
+      <w:r>
+        <w:rPr>
+          <w:lang w:val="es_ES" w:bidi="es_ES"/>
+        </w:rPr>
+        <w:t xml:space="preserve"> Allí te consumirá el fuego, te talará la espada, te devorará como pulgón: multiplícate como langosta, multiplícate como langosta.</w:t>
+      </w:r>
     </w:p>
     <w:p>
       <w:pPr/>
@@ -559,23 +1143,13 @@
           <w:vertAlign w:val="superscript"/>
           <w:lang w:val="es_ES" w:bidi="es_ES"/>
         </w:rPr>
-        <w:t>9</w:t>
-      </w:r>
-      <w:r>
-        <w:rPr>
-          <w:lang w:val="es_ES" w:bidi="es_ES"/>
-        </w:rPr>
-        <w:t xml:space="preserve"> ¿Qué pensáis contra Jehová? El hará consumación: la tribulación no se levantará dos veces.</w:t>
-      </w:r>
-      <w:r>
-        <w:rPr>
-          <w:lang w:val="es_ES" w:bidi="es_ES"/>
-        </w:rPr>
-      </w:r>
-      <w:r>
-        <w:rPr>
-          <w:lang w:val="es_ES" w:bidi="es_ES"/>
-        </w:rPr>
+        <w:t>16</w:t>
+      </w:r>
+      <w:r>
+        <w:rPr>
+          <w:lang w:val="es_ES" w:bidi="es_ES"/>
+        </w:rPr>
+        <w:t xml:space="preserve"> Multiplicaste tus mercaderes más que las estrellas del cielo: el pulgón hizo presa, y voló.</w:t>
       </w:r>
     </w:p>
     <w:p>
@@ -585,6 +1159,19 @@
           <w:lang w:val="es_ES" w:bidi="es_ES"/>
         </w:rPr>
       </w:r>
+      <w:r>
+        <w:rPr>
+          <w:vertAlign w:val="superscript"/>
+          <w:lang w:val="es_ES" w:bidi="es_ES"/>
+        </w:rPr>
+        <w:t>17</w:t>
+      </w:r>
+      <w:r>
+        <w:rPr>
+          <w:lang w:val="es_ES" w:bidi="es_ES"/>
+        </w:rPr>
+        <w:t xml:space="preserve"> Tus príncipes serán como langostas, y tus grandes como langostas de langostas que se sientan en vallados en día de frío: salido el sol se mudan, y no se conoce el lugar donde estuvieron.</w:t>
+      </w:r>
     </w:p>
     <w:p>
       <w:pPr/>
@@ -598,23 +1185,13 @@
           <w:vertAlign w:val="superscript"/>
           <w:lang w:val="es_ES" w:bidi="es_ES"/>
         </w:rPr>
-        <w:t>10</w:t>
-      </w:r>
-      <w:r>
-        <w:rPr>
-          <w:lang w:val="es_ES" w:bidi="es_ES"/>
-        </w:rPr>
-        <w:t xml:space="preserve"> Porque como espinas entretegidas, mientras se embriagarán los borrachos, serán consumidos como las estopas llenas de sequedad.</w:t>
-      </w:r>
-      <w:r>
-        <w:rPr>
-          <w:lang w:val="es_ES" w:bidi="es_ES"/>
-        </w:rPr>
-      </w:r>
-      <w:r>
-        <w:rPr>
-          <w:lang w:val="es_ES" w:bidi="es_ES"/>
-        </w:rPr>
+        <w:t>18</w:t>
+      </w:r>
+      <w:r>
+        <w:rPr>
+          <w:lang w:val="es_ES" w:bidi="es_ES"/>
+        </w:rPr>
+        <w:t xml:space="preserve"> Durmieron tus pastores, oh rey de Asiria, reposaron tus valientes: tu pueblo se derramó por los montes, y no hay quien lo junte.</w:t>
       </w:r>
     </w:p>
     <w:p>
@@ -624,1455 +1201,11 @@
           <w:lang w:val="es_ES" w:bidi="es_ES"/>
         </w:rPr>
       </w:r>
-    </w:p>
-    <w:p>
-      <w:pPr/>
-      <w:r>
-        <w:rPr>
-          <w:lang w:val="es_ES" w:bidi="es_ES"/>
-        </w:rPr>
-      </w:r>
       <w:r>
         <w:rPr>
           <w:vertAlign w:val="superscript"/>
           <w:lang w:val="es_ES" w:bidi="es_ES"/>
         </w:rPr>
-        <w:t>11</w:t>
-      </w:r>
-      <w:r>
-        <w:rPr>
-          <w:lang w:val="es_ES" w:bidi="es_ES"/>
-        </w:rPr>
-        <w:t xml:space="preserve"> De ti salió el que pensó mal contra Jehová, un consultor impío.</w:t>
-      </w:r>
-      <w:r>
-        <w:rPr>
-          <w:lang w:val="es_ES" w:bidi="es_ES"/>
-        </w:rPr>
-      </w:r>
-      <w:r>
-        <w:rPr>
-          <w:lang w:val="es_ES" w:bidi="es_ES"/>
-        </w:rPr>
-      </w:r>
-    </w:p>
-    <w:p>
-      <w:pPr/>
-      <w:r>
-        <w:rPr>
-          <w:lang w:val="es_ES" w:bidi="es_ES"/>
-        </w:rPr>
-      </w:r>
-    </w:p>
-    <w:p>
-      <w:pPr/>
-      <w:r>
-        <w:rPr>
-          <w:lang w:val="es_ES" w:bidi="es_ES"/>
-        </w:rPr>
-      </w:r>
-      <w:r>
-        <w:rPr>
-          <w:vertAlign w:val="superscript"/>
-          <w:lang w:val="es_ES" w:bidi="es_ES"/>
-        </w:rPr>
-        <w:t>12</w:t>
-      </w:r>
-      <w:r>
-        <w:rPr>
-          <w:lang w:val="es_ES" w:bidi="es_ES"/>
-        </w:rPr>
-        <w:t xml:space="preserve"> Así ha dicho Jehová: Aunque reposo tengan, y sean tantos, así serán talados, y él pasará. Bien que te he afligido, no más te afligiré.</w:t>
-      </w:r>
-      <w:r>
-        <w:rPr>
-          <w:lang w:val="es_ES" w:bidi="es_ES"/>
-        </w:rPr>
-      </w:r>
-      <w:r>
-        <w:rPr>
-          <w:lang w:val="es_ES" w:bidi="es_ES"/>
-        </w:rPr>
-      </w:r>
-    </w:p>
-    <w:p>
-      <w:pPr/>
-      <w:r>
-        <w:rPr>
-          <w:lang w:val="es_ES" w:bidi="es_ES"/>
-        </w:rPr>
-      </w:r>
-    </w:p>
-    <w:p>
-      <w:pPr/>
-      <w:r>
-        <w:rPr>
-          <w:lang w:val="es_ES" w:bidi="es_ES"/>
-        </w:rPr>
-      </w:r>
-      <w:r>
-        <w:rPr>
-          <w:vertAlign w:val="superscript"/>
-          <w:lang w:val="es_ES" w:bidi="es_ES"/>
-        </w:rPr>
-        <w:t>13</w:t>
-      </w:r>
-      <w:r>
-        <w:rPr>
-          <w:lang w:val="es_ES" w:bidi="es_ES"/>
-        </w:rPr>
-        <w:t xml:space="preserve"> Porque ahora quebraré su yugo de sobre ti, y romperé tus coyundas.</w:t>
-      </w:r>
-      <w:r>
-        <w:rPr>
-          <w:lang w:val="es_ES" w:bidi="es_ES"/>
-        </w:rPr>
-      </w:r>
-      <w:r>
-        <w:rPr>
-          <w:lang w:val="es_ES" w:bidi="es_ES"/>
-        </w:rPr>
-      </w:r>
-    </w:p>
-    <w:p>
-      <w:pPr/>
-      <w:r>
-        <w:rPr>
-          <w:lang w:val="es_ES" w:bidi="es_ES"/>
-        </w:rPr>
-      </w:r>
-    </w:p>
-    <w:p>
-      <w:pPr/>
-      <w:r>
-        <w:rPr>
-          <w:lang w:val="es_ES" w:bidi="es_ES"/>
-        </w:rPr>
-      </w:r>
-      <w:r>
-        <w:rPr>
-          <w:vertAlign w:val="superscript"/>
-          <w:lang w:val="es_ES" w:bidi="es_ES"/>
-        </w:rPr>
-        <w:t>14</w:t>
-      </w:r>
-      <w:r>
-        <w:rPr>
-          <w:lang w:val="es_ES" w:bidi="es_ES"/>
-        </w:rPr>
-        <w:t xml:space="preserve"> Mas acerca de ti mandará Jehová, que nunca más sea sembrado alguno de tu nombre: de la casa de tu dios talaré escultura y estatua de fundición, haréla tu sepulcro; porque fuiste vil.</w:t>
-      </w:r>
-      <w:r>
-        <w:rPr>
-          <w:lang w:val="es_ES" w:bidi="es_ES"/>
-        </w:rPr>
-      </w:r>
-      <w:r>
-        <w:rPr>
-          <w:lang w:val="es_ES" w:bidi="es_ES"/>
-        </w:rPr>
-      </w:r>
-    </w:p>
-    <w:p>
-      <w:pPr/>
-      <w:r>
-        <w:rPr>
-          <w:lang w:val="es_ES" w:bidi="es_ES"/>
-        </w:rPr>
-      </w:r>
-    </w:p>
-    <w:p>
-      <w:pPr/>
-      <w:r>
-        <w:rPr>
-          <w:lang w:val="es_ES" w:bidi="es_ES"/>
-        </w:rPr>
-      </w:r>
-      <w:r>
-        <w:rPr>
-          <w:vertAlign w:val="superscript"/>
-          <w:lang w:val="es_ES" w:bidi="es_ES"/>
-        </w:rPr>
-        <w:t>15</w:t>
-      </w:r>
-      <w:r>
-        <w:rPr>
-          <w:lang w:val="es_ES" w:bidi="es_ES"/>
-        </w:rPr>
-        <w:t xml:space="preserve"> He aquí sobre los montes los pies del que trae buenas nuevas, del que pregona la paz. Celebra, oh Judá, tus fiestas, cumple tus votos: porque nunca más pasará por ti el malvado; pereció del todo.</w:t>
-      </w:r>
-      <w:r>
-        <w:rPr>
-          <w:lang w:val="es_ES" w:bidi="es_ES"/>
-        </w:rPr>
-      </w:r>
-      <w:r>
-        <w:rPr>
-          <w:lang w:val="es_ES" w:bidi="es_ES"/>
-        </w:rPr>
-      </w:r>
-    </w:p>
-    <w:p>
-      <w:pPr/>
-      <w:r>
-        <w:rPr>
-          <w:lang w:val="es_ES" w:bidi="es_ES"/>
-        </w:rPr>
-      </w:r>
-    </w:p>
-    <w:p>
-      <w:pPr>
-        <w:pStyle w:val="Heading2"/>
-      </w:pPr>
-      <w:r>
-        <w:rPr>
-          <w:lang w:val="es_ES" w:bidi="es_ES"/>
-        </w:rPr>
-        <w:t>Nahum 2:1</w:t>
-      </w:r>
-      <w:r>
-        <w:rPr>
-          <w:lang w:val="es_ES" w:bidi="es_ES"/>
-        </w:rPr>
-      </w:r>
-    </w:p>
-    <w:p>
-      <w:pPr/>
-      <w:r>
-        <w:rPr>
-          <w:lang w:val="es_ES" w:bidi="es_ES"/>
-        </w:rPr>
-      </w:r>
-      <w:r>
-        <w:rPr>
-          <w:vertAlign w:val="superscript"/>
-          <w:lang w:val="es_ES" w:bidi="es_ES"/>
-        </w:rPr>
-        <w:t>1</w:t>
-      </w:r>
-      <w:r>
-        <w:rPr>
-          <w:lang w:val="es_ES" w:bidi="es_ES"/>
-        </w:rPr>
-        <w:t xml:space="preserve"> SUBIÓ destruidor contra ti: guarda la fortaleza, mira el camino, fortifica los lomos, fortalece mucho la fuerza.</w:t>
-      </w:r>
-      <w:r>
-        <w:rPr>
-          <w:lang w:val="es_ES" w:bidi="es_ES"/>
-        </w:rPr>
-      </w:r>
-      <w:r>
-        <w:rPr>
-          <w:lang w:val="es_ES" w:bidi="es_ES"/>
-        </w:rPr>
-      </w:r>
-    </w:p>
-    <w:p>
-      <w:pPr/>
-      <w:r>
-        <w:rPr>
-          <w:lang w:val="es_ES" w:bidi="es_ES"/>
-        </w:rPr>
-      </w:r>
-    </w:p>
-    <w:p>
-      <w:pPr/>
-      <w:r>
-        <w:rPr>
-          <w:lang w:val="es_ES" w:bidi="es_ES"/>
-        </w:rPr>
-      </w:r>
-      <w:r>
-        <w:rPr>
-          <w:vertAlign w:val="superscript"/>
-          <w:lang w:val="es_ES" w:bidi="es_ES"/>
-        </w:rPr>
-        <w:t>2</w:t>
-      </w:r>
-      <w:r>
-        <w:rPr>
-          <w:lang w:val="es_ES" w:bidi="es_ES"/>
-        </w:rPr>
-        <w:t xml:space="preserve"> Porque Jehová restituirá la gloria de Jacob como la gloria de Israel; porque vaciadores los vaciaron, y estropearon sus mugrones.</w:t>
-      </w:r>
-      <w:r>
-        <w:rPr>
-          <w:lang w:val="es_ES" w:bidi="es_ES"/>
-        </w:rPr>
-      </w:r>
-      <w:r>
-        <w:rPr>
-          <w:lang w:val="es_ES" w:bidi="es_ES"/>
-        </w:rPr>
-      </w:r>
-    </w:p>
-    <w:p>
-      <w:pPr/>
-      <w:r>
-        <w:rPr>
-          <w:lang w:val="es_ES" w:bidi="es_ES"/>
-        </w:rPr>
-      </w:r>
-    </w:p>
-    <w:p>
-      <w:pPr/>
-      <w:r>
-        <w:rPr>
-          <w:lang w:val="es_ES" w:bidi="es_ES"/>
-        </w:rPr>
-      </w:r>
-      <w:r>
-        <w:rPr>
-          <w:vertAlign w:val="superscript"/>
-          <w:lang w:val="es_ES" w:bidi="es_ES"/>
-        </w:rPr>
-        <w:t>3</w:t>
-      </w:r>
-      <w:r>
-        <w:rPr>
-          <w:lang w:val="es_ES" w:bidi="es_ES"/>
-        </w:rPr>
-        <w:t xml:space="preserve"> El escudo de sus valientes será bermejo, los varones de su ejército vestidos de grana: el carro como fuego de hachas; el día que se aparejará, temblarán las hayas.</w:t>
-      </w:r>
-      <w:r>
-        <w:rPr>
-          <w:lang w:val="es_ES" w:bidi="es_ES"/>
-        </w:rPr>
-      </w:r>
-      <w:r>
-        <w:rPr>
-          <w:lang w:val="es_ES" w:bidi="es_ES"/>
-        </w:rPr>
-      </w:r>
-    </w:p>
-    <w:p>
-      <w:pPr/>
-      <w:r>
-        <w:rPr>
-          <w:lang w:val="es_ES" w:bidi="es_ES"/>
-        </w:rPr>
-      </w:r>
-    </w:p>
-    <w:p>
-      <w:pPr/>
-      <w:r>
-        <w:rPr>
-          <w:lang w:val="es_ES" w:bidi="es_ES"/>
-        </w:rPr>
-      </w:r>
-      <w:r>
-        <w:rPr>
-          <w:vertAlign w:val="superscript"/>
-          <w:lang w:val="es_ES" w:bidi="es_ES"/>
-        </w:rPr>
-        <w:t>4</w:t>
-      </w:r>
-      <w:r>
-        <w:rPr>
-          <w:lang w:val="es_ES" w:bidi="es_ES"/>
-        </w:rPr>
-        <w:t xml:space="preserve"> Los carros se precipitarán á las plazas, discurrirán por las calles: su aspecto como hachas encendidas; correrán como relámpagos.</w:t>
-      </w:r>
-      <w:r>
-        <w:rPr>
-          <w:lang w:val="es_ES" w:bidi="es_ES"/>
-        </w:rPr>
-      </w:r>
-      <w:r>
-        <w:rPr>
-          <w:lang w:val="es_ES" w:bidi="es_ES"/>
-        </w:rPr>
-      </w:r>
-    </w:p>
-    <w:p>
-      <w:pPr/>
-      <w:r>
-        <w:rPr>
-          <w:lang w:val="es_ES" w:bidi="es_ES"/>
-        </w:rPr>
-      </w:r>
-    </w:p>
-    <w:p>
-      <w:pPr/>
-      <w:r>
-        <w:rPr>
-          <w:lang w:val="es_ES" w:bidi="es_ES"/>
-        </w:rPr>
-      </w:r>
-      <w:r>
-        <w:rPr>
-          <w:vertAlign w:val="superscript"/>
-          <w:lang w:val="es_ES" w:bidi="es_ES"/>
-        </w:rPr>
-        <w:t>5</w:t>
-      </w:r>
-      <w:r>
-        <w:rPr>
-          <w:lang w:val="es_ES" w:bidi="es_ES"/>
-        </w:rPr>
-        <w:t xml:space="preserve"> Acordaráse él de sus valientes; andando tropezarán; se apresurarán á su muro, y la cubierta se aparejará.</w:t>
-      </w:r>
-      <w:r>
-        <w:rPr>
-          <w:lang w:val="es_ES" w:bidi="es_ES"/>
-        </w:rPr>
-      </w:r>
-      <w:r>
-        <w:rPr>
-          <w:lang w:val="es_ES" w:bidi="es_ES"/>
-        </w:rPr>
-      </w:r>
-    </w:p>
-    <w:p>
-      <w:pPr/>
-      <w:r>
-        <w:rPr>
-          <w:lang w:val="es_ES" w:bidi="es_ES"/>
-        </w:rPr>
-      </w:r>
-    </w:p>
-    <w:p>
-      <w:pPr/>
-      <w:r>
-        <w:rPr>
-          <w:lang w:val="es_ES" w:bidi="es_ES"/>
-        </w:rPr>
-      </w:r>
-      <w:r>
-        <w:rPr>
-          <w:vertAlign w:val="superscript"/>
-          <w:lang w:val="es_ES" w:bidi="es_ES"/>
-        </w:rPr>
-        <w:t>6</w:t>
-      </w:r>
-      <w:r>
-        <w:rPr>
-          <w:lang w:val="es_ES" w:bidi="es_ES"/>
-        </w:rPr>
-        <w:t xml:space="preserve"> Las puertas de los ríos se abrirán, y el palacio será destruído.</w:t>
-      </w:r>
-      <w:r>
-        <w:rPr>
-          <w:lang w:val="es_ES" w:bidi="es_ES"/>
-        </w:rPr>
-      </w:r>
-      <w:r>
-        <w:rPr>
-          <w:lang w:val="es_ES" w:bidi="es_ES"/>
-        </w:rPr>
-      </w:r>
-    </w:p>
-    <w:p>
-      <w:pPr/>
-      <w:r>
-        <w:rPr>
-          <w:lang w:val="es_ES" w:bidi="es_ES"/>
-        </w:rPr>
-      </w:r>
-    </w:p>
-    <w:p>
-      <w:pPr/>
-      <w:r>
-        <w:rPr>
-          <w:lang w:val="es_ES" w:bidi="es_ES"/>
-        </w:rPr>
-      </w:r>
-      <w:r>
-        <w:rPr>
-          <w:vertAlign w:val="superscript"/>
-          <w:lang w:val="es_ES" w:bidi="es_ES"/>
-        </w:rPr>
-        <w:t>7</w:t>
-      </w:r>
-      <w:r>
-        <w:rPr>
-          <w:lang w:val="es_ES" w:bidi="es_ES"/>
-        </w:rPr>
-        <w:t xml:space="preserve"> Y la reina fué cautiva; mandarle han que suba, y sus criadas la llevarán gimiendo como palomas, batiendo sus pechos.</w:t>
-      </w:r>
-      <w:r>
-        <w:rPr>
-          <w:lang w:val="es_ES" w:bidi="es_ES"/>
-        </w:rPr>
-      </w:r>
-      <w:r>
-        <w:rPr>
-          <w:lang w:val="es_ES" w:bidi="es_ES"/>
-        </w:rPr>
-      </w:r>
-    </w:p>
-    <w:p>
-      <w:pPr/>
-      <w:r>
-        <w:rPr>
-          <w:lang w:val="es_ES" w:bidi="es_ES"/>
-        </w:rPr>
-      </w:r>
-    </w:p>
-    <w:p>
-      <w:pPr/>
-      <w:r>
-        <w:rPr>
-          <w:lang w:val="es_ES" w:bidi="es_ES"/>
-        </w:rPr>
-      </w:r>
-      <w:r>
-        <w:rPr>
-          <w:vertAlign w:val="superscript"/>
-          <w:lang w:val="es_ES" w:bidi="es_ES"/>
-        </w:rPr>
-        <w:t>8</w:t>
-      </w:r>
-      <w:r>
-        <w:rPr>
-          <w:lang w:val="es_ES" w:bidi="es_ES"/>
-        </w:rPr>
-        <w:t xml:space="preserve"> Y fué Nínive de tiempo antiguo como estanque de aguas; mas ellos huyen: Parad, parad; y ninguno mira.</w:t>
-      </w:r>
-      <w:r>
-        <w:rPr>
-          <w:lang w:val="es_ES" w:bidi="es_ES"/>
-        </w:rPr>
-      </w:r>
-      <w:r>
-        <w:rPr>
-          <w:lang w:val="es_ES" w:bidi="es_ES"/>
-        </w:rPr>
-      </w:r>
-    </w:p>
-    <w:p>
-      <w:pPr/>
-      <w:r>
-        <w:rPr>
-          <w:lang w:val="es_ES" w:bidi="es_ES"/>
-        </w:rPr>
-      </w:r>
-    </w:p>
-    <w:p>
-      <w:pPr/>
-      <w:r>
-        <w:rPr>
-          <w:lang w:val="es_ES" w:bidi="es_ES"/>
-        </w:rPr>
-      </w:r>
-      <w:r>
-        <w:rPr>
-          <w:vertAlign w:val="superscript"/>
-          <w:lang w:val="es_ES" w:bidi="es_ES"/>
-        </w:rPr>
-        <w:t>9</w:t>
-      </w:r>
-      <w:r>
-        <w:rPr>
-          <w:lang w:val="es_ES" w:bidi="es_ES"/>
-        </w:rPr>
-        <w:t xml:space="preserve"> Saquead plata, saquead oro: no hay fin de las riquezas y suntuosidad de todo ajuar de codicia.</w:t>
-      </w:r>
-      <w:r>
-        <w:rPr>
-          <w:lang w:val="es_ES" w:bidi="es_ES"/>
-        </w:rPr>
-      </w:r>
-      <w:r>
-        <w:rPr>
-          <w:lang w:val="es_ES" w:bidi="es_ES"/>
-        </w:rPr>
-      </w:r>
-    </w:p>
-    <w:p>
-      <w:pPr/>
-      <w:r>
-        <w:rPr>
-          <w:lang w:val="es_ES" w:bidi="es_ES"/>
-        </w:rPr>
-      </w:r>
-    </w:p>
-    <w:p>
-      <w:pPr/>
-      <w:r>
-        <w:rPr>
-          <w:lang w:val="es_ES" w:bidi="es_ES"/>
-        </w:rPr>
-      </w:r>
-      <w:r>
-        <w:rPr>
-          <w:vertAlign w:val="superscript"/>
-          <w:lang w:val="es_ES" w:bidi="es_ES"/>
-        </w:rPr>
-        <w:t>10</w:t>
-      </w:r>
-      <w:r>
-        <w:rPr>
-          <w:lang w:val="es_ES" w:bidi="es_ES"/>
-        </w:rPr>
-        <w:t xml:space="preserve"> Vacía, y agotada, y despedazada está, y el corazón derretido: batimiento de rodillas, y dolor en todos riñones, y los rostros de todos tomarán negrura.</w:t>
-      </w:r>
-      <w:r>
-        <w:rPr>
-          <w:lang w:val="es_ES" w:bidi="es_ES"/>
-        </w:rPr>
-      </w:r>
-      <w:r>
-        <w:rPr>
-          <w:lang w:val="es_ES" w:bidi="es_ES"/>
-        </w:rPr>
-      </w:r>
-    </w:p>
-    <w:p>
-      <w:pPr/>
-      <w:r>
-        <w:rPr>
-          <w:lang w:val="es_ES" w:bidi="es_ES"/>
-        </w:rPr>
-      </w:r>
-    </w:p>
-    <w:p>
-      <w:pPr/>
-      <w:r>
-        <w:rPr>
-          <w:lang w:val="es_ES" w:bidi="es_ES"/>
-        </w:rPr>
-      </w:r>
-      <w:r>
-        <w:rPr>
-          <w:vertAlign w:val="superscript"/>
-          <w:lang w:val="es_ES" w:bidi="es_ES"/>
-        </w:rPr>
-        <w:t>11</w:t>
-      </w:r>
-      <w:r>
-        <w:rPr>
-          <w:lang w:val="es_ES" w:bidi="es_ES"/>
-        </w:rPr>
-        <w:t xml:space="preserve"> ¿Qué es de la morada de los leones, y de la majada de los cachorros de los leones, donde se recogía el león, y la leona, y los cachorros del león, y no había quien les pusiese miedo?</w:t>
-      </w:r>
-      <w:r>
-        <w:rPr>
-          <w:lang w:val="es_ES" w:bidi="es_ES"/>
-        </w:rPr>
-      </w:r>
-      <w:r>
-        <w:rPr>
-          <w:lang w:val="es_ES" w:bidi="es_ES"/>
-        </w:rPr>
-      </w:r>
-    </w:p>
-    <w:p>
-      <w:pPr/>
-      <w:r>
-        <w:rPr>
-          <w:lang w:val="es_ES" w:bidi="es_ES"/>
-        </w:rPr>
-      </w:r>
-    </w:p>
-    <w:p>
-      <w:pPr/>
-      <w:r>
-        <w:rPr>
-          <w:lang w:val="es_ES" w:bidi="es_ES"/>
-        </w:rPr>
-      </w:r>
-      <w:r>
-        <w:rPr>
-          <w:vertAlign w:val="superscript"/>
-          <w:lang w:val="es_ES" w:bidi="es_ES"/>
-        </w:rPr>
-        <w:t>12</w:t>
-      </w:r>
-      <w:r>
-        <w:rPr>
-          <w:lang w:val="es_ES" w:bidi="es_ES"/>
-        </w:rPr>
-        <w:t xml:space="preserve"> El león arrebataba en abundancia para sus cachorros, y ahogaba para sus leonas, y henchía de presa sus cavernas, y de robo sus moradas.</w:t>
-      </w:r>
-      <w:r>
-        <w:rPr>
-          <w:lang w:val="es_ES" w:bidi="es_ES"/>
-        </w:rPr>
-      </w:r>
-      <w:r>
-        <w:rPr>
-          <w:lang w:val="es_ES" w:bidi="es_ES"/>
-        </w:rPr>
-      </w:r>
-    </w:p>
-    <w:p>
-      <w:pPr/>
-      <w:r>
-        <w:rPr>
-          <w:lang w:val="es_ES" w:bidi="es_ES"/>
-        </w:rPr>
-      </w:r>
-    </w:p>
-    <w:p>
-      <w:pPr/>
-      <w:r>
-        <w:rPr>
-          <w:lang w:val="es_ES" w:bidi="es_ES"/>
-        </w:rPr>
-      </w:r>
-      <w:r>
-        <w:rPr>
-          <w:vertAlign w:val="superscript"/>
-          <w:lang w:val="es_ES" w:bidi="es_ES"/>
-        </w:rPr>
-        <w:t>13</w:t>
-      </w:r>
-      <w:r>
-        <w:rPr>
-          <w:lang w:val="es_ES" w:bidi="es_ES"/>
-        </w:rPr>
-        <w:t xml:space="preserve"> Heme aquí contra ti, dice Jehová de los ejércitos. Encenderé y reduciré á humo tus carros, y espada devorará tus leoncillos; y raeré de la tierra tu robo, y nunca más se oirá voz de tus embajadores.</w:t>
-      </w:r>
-      <w:r>
-        <w:rPr>
-          <w:lang w:val="es_ES" w:bidi="es_ES"/>
-        </w:rPr>
-      </w:r>
-      <w:r>
-        <w:rPr>
-          <w:lang w:val="es_ES" w:bidi="es_ES"/>
-        </w:rPr>
-      </w:r>
-    </w:p>
-    <w:p>
-      <w:pPr/>
-      <w:r>
-        <w:rPr>
-          <w:lang w:val="es_ES" w:bidi="es_ES"/>
-        </w:rPr>
-      </w:r>
-    </w:p>
-    <w:p>
-      <w:pPr>
-        <w:pStyle w:val="Heading2"/>
-      </w:pPr>
-      <w:r>
-        <w:rPr>
-          <w:lang w:val="es_ES" w:bidi="es_ES"/>
-        </w:rPr>
-        <w:t>Nahum 3:1</w:t>
-      </w:r>
-      <w:r>
-        <w:rPr>
-          <w:lang w:val="es_ES" w:bidi="es_ES"/>
-        </w:rPr>
-      </w:r>
-    </w:p>
-    <w:p>
-      <w:pPr/>
-      <w:r>
-        <w:rPr>
-          <w:lang w:val="es_ES" w:bidi="es_ES"/>
-        </w:rPr>
-      </w:r>
-      <w:r>
-        <w:rPr>
-          <w:vertAlign w:val="superscript"/>
-          <w:lang w:val="es_ES" w:bidi="es_ES"/>
-        </w:rPr>
-        <w:t>1</w:t>
-      </w:r>
-      <w:r>
-        <w:rPr>
-          <w:lang w:val="es_ES" w:bidi="es_ES"/>
-        </w:rPr>
-        <w:t xml:space="preserve"> ¡AY de la ciudad de sangres, toda llena de mentira y de rapiña, sin apartarse de ella el pillaje!</w:t>
-      </w:r>
-      <w:r>
-        <w:rPr>
-          <w:lang w:val="es_ES" w:bidi="es_ES"/>
-        </w:rPr>
-      </w:r>
-      <w:r>
-        <w:rPr>
-          <w:lang w:val="es_ES" w:bidi="es_ES"/>
-        </w:rPr>
-      </w:r>
-    </w:p>
-    <w:p>
-      <w:pPr/>
-      <w:r>
-        <w:rPr>
-          <w:lang w:val="es_ES" w:bidi="es_ES"/>
-        </w:rPr>
-      </w:r>
-    </w:p>
-    <w:p>
-      <w:pPr/>
-      <w:r>
-        <w:rPr>
-          <w:lang w:val="es_ES" w:bidi="es_ES"/>
-        </w:rPr>
-      </w:r>
-      <w:r>
-        <w:rPr>
-          <w:vertAlign w:val="superscript"/>
-          <w:lang w:val="es_ES" w:bidi="es_ES"/>
-        </w:rPr>
-        <w:t>2</w:t>
-      </w:r>
-      <w:r>
-        <w:rPr>
-          <w:lang w:val="es_ES" w:bidi="es_ES"/>
-        </w:rPr>
-        <w:t xml:space="preserve"> Sonido de látigo, y estruendo de movimiento de ruedas; y caballo atropellador, y carro saltador;</w:t>
-      </w:r>
-      <w:r>
-        <w:rPr>
-          <w:lang w:val="es_ES" w:bidi="es_ES"/>
-        </w:rPr>
-      </w:r>
-      <w:r>
-        <w:rPr>
-          <w:lang w:val="es_ES" w:bidi="es_ES"/>
-        </w:rPr>
-      </w:r>
-    </w:p>
-    <w:p>
-      <w:pPr/>
-      <w:r>
-        <w:rPr>
-          <w:lang w:val="es_ES" w:bidi="es_ES"/>
-        </w:rPr>
-      </w:r>
-    </w:p>
-    <w:p>
-      <w:pPr/>
-      <w:r>
-        <w:rPr>
-          <w:lang w:val="es_ES" w:bidi="es_ES"/>
-        </w:rPr>
-      </w:r>
-      <w:r>
-        <w:rPr>
-          <w:vertAlign w:val="superscript"/>
-          <w:lang w:val="es_ES" w:bidi="es_ES"/>
-        </w:rPr>
-        <w:t>3</w:t>
-      </w:r>
-      <w:r>
-        <w:rPr>
-          <w:lang w:val="es_ES" w:bidi="es_ES"/>
-        </w:rPr>
-        <w:t xml:space="preserve"> Caballero enhiesto, y resplandor de espada, y resplandor de lanza; y multitud de muertos, y multitud de cadáveres; y de sus cadáveres no habrá fin, y en sus cadáveres tropezarán:</w:t>
-      </w:r>
-      <w:r>
-        <w:rPr>
-          <w:lang w:val="es_ES" w:bidi="es_ES"/>
-        </w:rPr>
-      </w:r>
-      <w:r>
-        <w:rPr>
-          <w:lang w:val="es_ES" w:bidi="es_ES"/>
-        </w:rPr>
-      </w:r>
-    </w:p>
-    <w:p>
-      <w:pPr/>
-      <w:r>
-        <w:rPr>
-          <w:lang w:val="es_ES" w:bidi="es_ES"/>
-        </w:rPr>
-      </w:r>
-    </w:p>
-    <w:p>
-      <w:pPr/>
-      <w:r>
-        <w:rPr>
-          <w:lang w:val="es_ES" w:bidi="es_ES"/>
-        </w:rPr>
-      </w:r>
-      <w:r>
-        <w:rPr>
-          <w:vertAlign w:val="superscript"/>
-          <w:lang w:val="es_ES" w:bidi="es_ES"/>
-        </w:rPr>
-        <w:t>4</w:t>
-      </w:r>
-      <w:r>
-        <w:rPr>
-          <w:lang w:val="es_ES" w:bidi="es_ES"/>
-        </w:rPr>
-        <w:t xml:space="preserve"> A causa de la multitud de las fornicaciones de la ramera de hermosa gala, maestra de brujerías, que vende las gentes con sus fornicaciones, y los pueblos con sus hechizos.</w:t>
-      </w:r>
-      <w:r>
-        <w:rPr>
-          <w:lang w:val="es_ES" w:bidi="es_ES"/>
-        </w:rPr>
-      </w:r>
-      <w:r>
-        <w:rPr>
-          <w:lang w:val="es_ES" w:bidi="es_ES"/>
-        </w:rPr>
-      </w:r>
-    </w:p>
-    <w:p>
-      <w:pPr/>
-      <w:r>
-        <w:rPr>
-          <w:lang w:val="es_ES" w:bidi="es_ES"/>
-        </w:rPr>
-      </w:r>
-    </w:p>
-    <w:p>
-      <w:pPr/>
-      <w:r>
-        <w:rPr>
-          <w:lang w:val="es_ES" w:bidi="es_ES"/>
-        </w:rPr>
-      </w:r>
-      <w:r>
-        <w:rPr>
-          <w:vertAlign w:val="superscript"/>
-          <w:lang w:val="es_ES" w:bidi="es_ES"/>
-        </w:rPr>
-        <w:t>5</w:t>
-      </w:r>
-      <w:r>
-        <w:rPr>
-          <w:lang w:val="es_ES" w:bidi="es_ES"/>
-        </w:rPr>
-        <w:t xml:space="preserve"> Heme aquí contra ti, dice Jehová de los ejércitos, y descubriré tus faldas en tu cara, y mostraré á las gentes tu desnudez, y á los reinos tu vergüenza.</w:t>
-      </w:r>
-      <w:r>
-        <w:rPr>
-          <w:lang w:val="es_ES" w:bidi="es_ES"/>
-        </w:rPr>
-      </w:r>
-      <w:r>
-        <w:rPr>
-          <w:lang w:val="es_ES" w:bidi="es_ES"/>
-        </w:rPr>
-      </w:r>
-    </w:p>
-    <w:p>
-      <w:pPr/>
-      <w:r>
-        <w:rPr>
-          <w:lang w:val="es_ES" w:bidi="es_ES"/>
-        </w:rPr>
-      </w:r>
-    </w:p>
-    <w:p>
-      <w:pPr/>
-      <w:r>
-        <w:rPr>
-          <w:lang w:val="es_ES" w:bidi="es_ES"/>
-        </w:rPr>
-      </w:r>
-      <w:r>
-        <w:rPr>
-          <w:vertAlign w:val="superscript"/>
-          <w:lang w:val="es_ES" w:bidi="es_ES"/>
-        </w:rPr>
-        <w:t>6</w:t>
-      </w:r>
-      <w:r>
-        <w:rPr>
-          <w:lang w:val="es_ES" w:bidi="es_ES"/>
-        </w:rPr>
-        <w:t xml:space="preserve"> Y echaré sobre ti suciedades, y te afrentaré, y te pondré como estiércol.</w:t>
-      </w:r>
-      <w:r>
-        <w:rPr>
-          <w:lang w:val="es_ES" w:bidi="es_ES"/>
-        </w:rPr>
-      </w:r>
-      <w:r>
-        <w:rPr>
-          <w:lang w:val="es_ES" w:bidi="es_ES"/>
-        </w:rPr>
-      </w:r>
-    </w:p>
-    <w:p>
-      <w:pPr/>
-      <w:r>
-        <w:rPr>
-          <w:lang w:val="es_ES" w:bidi="es_ES"/>
-        </w:rPr>
-      </w:r>
-    </w:p>
-    <w:p>
-      <w:pPr/>
-      <w:r>
-        <w:rPr>
-          <w:lang w:val="es_ES" w:bidi="es_ES"/>
-        </w:rPr>
-      </w:r>
-      <w:r>
-        <w:rPr>
-          <w:vertAlign w:val="superscript"/>
-          <w:lang w:val="es_ES" w:bidi="es_ES"/>
-        </w:rPr>
-        <w:t>7</w:t>
-      </w:r>
-      <w:r>
-        <w:rPr>
-          <w:lang w:val="es_ES" w:bidi="es_ES"/>
-        </w:rPr>
-        <w:t xml:space="preserve"> Y será que todos los que te vieren, se apartarán de ti, y dirán: Nínive es asolada: ¿quién se compadecerá de ella? ¿dónde te buscaré consoladores?</w:t>
-      </w:r>
-      <w:r>
-        <w:rPr>
-          <w:lang w:val="es_ES" w:bidi="es_ES"/>
-        </w:rPr>
-      </w:r>
-      <w:r>
-        <w:rPr>
-          <w:lang w:val="es_ES" w:bidi="es_ES"/>
-        </w:rPr>
-      </w:r>
-    </w:p>
-    <w:p>
-      <w:pPr/>
-      <w:r>
-        <w:rPr>
-          <w:lang w:val="es_ES" w:bidi="es_ES"/>
-        </w:rPr>
-      </w:r>
-    </w:p>
-    <w:p>
-      <w:pPr/>
-      <w:r>
-        <w:rPr>
-          <w:lang w:val="es_ES" w:bidi="es_ES"/>
-        </w:rPr>
-      </w:r>
-      <w:r>
-        <w:rPr>
-          <w:vertAlign w:val="superscript"/>
-          <w:lang w:val="es_ES" w:bidi="es_ES"/>
-        </w:rPr>
-        <w:t>8</w:t>
-      </w:r>
-      <w:r>
-        <w:rPr>
-          <w:lang w:val="es_ES" w:bidi="es_ES"/>
-        </w:rPr>
-        <w:t xml:space="preserve"> ¿Eres tú mejor que No-amón, que estaba asentada entre ríos, cercada de aguas, cuyo baluarte era la mar, y del mar su muralla?</w:t>
-      </w:r>
-      <w:r>
-        <w:rPr>
-          <w:lang w:val="es_ES" w:bidi="es_ES"/>
-        </w:rPr>
-      </w:r>
-      <w:r>
-        <w:rPr>
-          <w:lang w:val="es_ES" w:bidi="es_ES"/>
-        </w:rPr>
-      </w:r>
-    </w:p>
-    <w:p>
-      <w:pPr/>
-      <w:r>
-        <w:rPr>
-          <w:lang w:val="es_ES" w:bidi="es_ES"/>
-        </w:rPr>
-      </w:r>
-    </w:p>
-    <w:p>
-      <w:pPr/>
-      <w:r>
-        <w:rPr>
-          <w:lang w:val="es_ES" w:bidi="es_ES"/>
-        </w:rPr>
-      </w:r>
-      <w:r>
-        <w:rPr>
-          <w:vertAlign w:val="superscript"/>
-          <w:lang w:val="es_ES" w:bidi="es_ES"/>
-        </w:rPr>
-        <w:t>9</w:t>
-      </w:r>
-      <w:r>
-        <w:rPr>
-          <w:lang w:val="es_ES" w:bidi="es_ES"/>
-        </w:rPr>
-        <w:t xml:space="preserve"> Etiopía era su fortaleza, y Egipto sin límite; Put y Libia fueron en tu ayuda.</w:t>
-      </w:r>
-      <w:r>
-        <w:rPr>
-          <w:lang w:val="es_ES" w:bidi="es_ES"/>
-        </w:rPr>
-      </w:r>
-      <w:r>
-        <w:rPr>
-          <w:lang w:val="es_ES" w:bidi="es_ES"/>
-        </w:rPr>
-      </w:r>
-    </w:p>
-    <w:p>
-      <w:pPr/>
-      <w:r>
-        <w:rPr>
-          <w:lang w:val="es_ES" w:bidi="es_ES"/>
-        </w:rPr>
-      </w:r>
-    </w:p>
-    <w:p>
-      <w:pPr/>
-      <w:r>
-        <w:rPr>
-          <w:lang w:val="es_ES" w:bidi="es_ES"/>
-        </w:rPr>
-      </w:r>
-      <w:r>
-        <w:rPr>
-          <w:vertAlign w:val="superscript"/>
-          <w:lang w:val="es_ES" w:bidi="es_ES"/>
-        </w:rPr>
-        <w:t>10</w:t>
-      </w:r>
-      <w:r>
-        <w:rPr>
-          <w:lang w:val="es_ES" w:bidi="es_ES"/>
-        </w:rPr>
-        <w:t xml:space="preserve"> También ella fué llevada en cautiverio: también sus chiquitos fueron estrellados en las encrucijadas de todas las calles; y sobre sus varones echaron suertes, y todos sus magnates fueron aprisionados con grillos.</w:t>
-      </w:r>
-      <w:r>
-        <w:rPr>
-          <w:lang w:val="es_ES" w:bidi="es_ES"/>
-        </w:rPr>
-      </w:r>
-      <w:r>
-        <w:rPr>
-          <w:lang w:val="es_ES" w:bidi="es_ES"/>
-        </w:rPr>
-      </w:r>
-    </w:p>
-    <w:p>
-      <w:pPr/>
-      <w:r>
-        <w:rPr>
-          <w:lang w:val="es_ES" w:bidi="es_ES"/>
-        </w:rPr>
-      </w:r>
-    </w:p>
-    <w:p>
-      <w:pPr/>
-      <w:r>
-        <w:rPr>
-          <w:lang w:val="es_ES" w:bidi="es_ES"/>
-        </w:rPr>
-      </w:r>
-      <w:r>
-        <w:rPr>
-          <w:vertAlign w:val="superscript"/>
-          <w:lang w:val="es_ES" w:bidi="es_ES"/>
-        </w:rPr>
-        <w:t>11</w:t>
-      </w:r>
-      <w:r>
-        <w:rPr>
-          <w:lang w:val="es_ES" w:bidi="es_ES"/>
-        </w:rPr>
-        <w:t xml:space="preserve"> Tú también serás embriagada, serás encerrada; tú también buscarás fortaleza á causa del enemigo.</w:t>
-      </w:r>
-      <w:r>
-        <w:rPr>
-          <w:lang w:val="es_ES" w:bidi="es_ES"/>
-        </w:rPr>
-      </w:r>
-      <w:r>
-        <w:rPr>
-          <w:lang w:val="es_ES" w:bidi="es_ES"/>
-        </w:rPr>
-      </w:r>
-    </w:p>
-    <w:p>
-      <w:pPr/>
-      <w:r>
-        <w:rPr>
-          <w:lang w:val="es_ES" w:bidi="es_ES"/>
-        </w:rPr>
-      </w:r>
-    </w:p>
-    <w:p>
-      <w:pPr/>
-      <w:r>
-        <w:rPr>
-          <w:lang w:val="es_ES" w:bidi="es_ES"/>
-        </w:rPr>
-      </w:r>
-      <w:r>
-        <w:rPr>
-          <w:vertAlign w:val="superscript"/>
-          <w:lang w:val="es_ES" w:bidi="es_ES"/>
-        </w:rPr>
-        <w:t>12</w:t>
-      </w:r>
-      <w:r>
-        <w:rPr>
-          <w:lang w:val="es_ES" w:bidi="es_ES"/>
-        </w:rPr>
-        <w:t xml:space="preserve"> Todas tus fortalezas cual higueras con brevas; que si las sacuden, caen en la boca del que las ha de comer.</w:t>
-      </w:r>
-      <w:r>
-        <w:rPr>
-          <w:lang w:val="es_ES" w:bidi="es_ES"/>
-        </w:rPr>
-      </w:r>
-      <w:r>
-        <w:rPr>
-          <w:lang w:val="es_ES" w:bidi="es_ES"/>
-        </w:rPr>
-      </w:r>
-    </w:p>
-    <w:p>
-      <w:pPr/>
-      <w:r>
-        <w:rPr>
-          <w:lang w:val="es_ES" w:bidi="es_ES"/>
-        </w:rPr>
-      </w:r>
-    </w:p>
-    <w:p>
-      <w:pPr/>
-      <w:r>
-        <w:rPr>
-          <w:lang w:val="es_ES" w:bidi="es_ES"/>
-        </w:rPr>
-      </w:r>
-      <w:r>
-        <w:rPr>
-          <w:vertAlign w:val="superscript"/>
-          <w:lang w:val="es_ES" w:bidi="es_ES"/>
-        </w:rPr>
-        <w:t>13</w:t>
-      </w:r>
-      <w:r>
-        <w:rPr>
-          <w:lang w:val="es_ES" w:bidi="es_ES"/>
-        </w:rPr>
-        <w:t xml:space="preserve"> He aquí, tu pueblo será como mujeres en medio de ti: las puertas de tu tierra se abrirán de par en par á tus enemigos: fuego consumirá tus barras.</w:t>
-      </w:r>
-      <w:r>
-        <w:rPr>
-          <w:lang w:val="es_ES" w:bidi="es_ES"/>
-        </w:rPr>
-      </w:r>
-      <w:r>
-        <w:rPr>
-          <w:lang w:val="es_ES" w:bidi="es_ES"/>
-        </w:rPr>
-      </w:r>
-    </w:p>
-    <w:p>
-      <w:pPr/>
-      <w:r>
-        <w:rPr>
-          <w:lang w:val="es_ES" w:bidi="es_ES"/>
-        </w:rPr>
-      </w:r>
-    </w:p>
-    <w:p>
-      <w:pPr/>
-      <w:r>
-        <w:rPr>
-          <w:lang w:val="es_ES" w:bidi="es_ES"/>
-        </w:rPr>
-      </w:r>
-      <w:r>
-        <w:rPr>
-          <w:vertAlign w:val="superscript"/>
-          <w:lang w:val="es_ES" w:bidi="es_ES"/>
-        </w:rPr>
-        <w:t>14</w:t>
-      </w:r>
-      <w:r>
-        <w:rPr>
-          <w:lang w:val="es_ES" w:bidi="es_ES"/>
-        </w:rPr>
-        <w:t xml:space="preserve"> Provéete de agua para el cerco, fortifica tus fortalezas; entra en el lodo, pisa el barro, fortifica el horno.</w:t>
-      </w:r>
-      <w:r>
-        <w:rPr>
-          <w:lang w:val="es_ES" w:bidi="es_ES"/>
-        </w:rPr>
-      </w:r>
-      <w:r>
-        <w:rPr>
-          <w:lang w:val="es_ES" w:bidi="es_ES"/>
-        </w:rPr>
-      </w:r>
-    </w:p>
-    <w:p>
-      <w:pPr/>
-      <w:r>
-        <w:rPr>
-          <w:lang w:val="es_ES" w:bidi="es_ES"/>
-        </w:rPr>
-      </w:r>
-    </w:p>
-    <w:p>
-      <w:pPr/>
-      <w:r>
-        <w:rPr>
-          <w:lang w:val="es_ES" w:bidi="es_ES"/>
-        </w:rPr>
-      </w:r>
-      <w:r>
-        <w:rPr>
-          <w:vertAlign w:val="superscript"/>
-          <w:lang w:val="es_ES" w:bidi="es_ES"/>
-        </w:rPr>
-        <w:t>15</w:t>
-      </w:r>
-      <w:r>
-        <w:rPr>
-          <w:lang w:val="es_ES" w:bidi="es_ES"/>
-        </w:rPr>
-        <w:t xml:space="preserve"> Allí te consumirá el fuego, te talará la espada, te devorará como pulgón: multiplícate como langosta, multiplícate como langosta.</w:t>
-      </w:r>
-      <w:r>
-        <w:rPr>
-          <w:lang w:val="es_ES" w:bidi="es_ES"/>
-        </w:rPr>
-      </w:r>
-      <w:r>
-        <w:rPr>
-          <w:lang w:val="es_ES" w:bidi="es_ES"/>
-        </w:rPr>
-      </w:r>
-    </w:p>
-    <w:p>
-      <w:pPr/>
-      <w:r>
-        <w:rPr>
-          <w:lang w:val="es_ES" w:bidi="es_ES"/>
-        </w:rPr>
-      </w:r>
-    </w:p>
-    <w:p>
-      <w:pPr/>
-      <w:r>
-        <w:rPr>
-          <w:lang w:val="es_ES" w:bidi="es_ES"/>
-        </w:rPr>
-      </w:r>
-      <w:r>
-        <w:rPr>
-          <w:vertAlign w:val="superscript"/>
-          <w:lang w:val="es_ES" w:bidi="es_ES"/>
-        </w:rPr>
-        <w:t>16</w:t>
-      </w:r>
-      <w:r>
-        <w:rPr>
-          <w:lang w:val="es_ES" w:bidi="es_ES"/>
-        </w:rPr>
-        <w:t xml:space="preserve"> Multiplicaste tus mercaderes más que las estrellas del cielo: el pulgón hizo presa, y voló.</w:t>
-      </w:r>
-      <w:r>
-        <w:rPr>
-          <w:lang w:val="es_ES" w:bidi="es_ES"/>
-        </w:rPr>
-      </w:r>
-      <w:r>
-        <w:rPr>
-          <w:lang w:val="es_ES" w:bidi="es_ES"/>
-        </w:rPr>
-      </w:r>
-    </w:p>
-    <w:p>
-      <w:pPr/>
-      <w:r>
-        <w:rPr>
-          <w:lang w:val="es_ES" w:bidi="es_ES"/>
-        </w:rPr>
-      </w:r>
-    </w:p>
-    <w:p>
-      <w:pPr/>
-      <w:r>
-        <w:rPr>
-          <w:lang w:val="es_ES" w:bidi="es_ES"/>
-        </w:rPr>
-      </w:r>
-      <w:r>
-        <w:rPr>
-          <w:vertAlign w:val="superscript"/>
-          <w:lang w:val="es_ES" w:bidi="es_ES"/>
-        </w:rPr>
-        <w:t>17</w:t>
-      </w:r>
-      <w:r>
-        <w:rPr>
-          <w:lang w:val="es_ES" w:bidi="es_ES"/>
-        </w:rPr>
-        <w:t xml:space="preserve"> Tus príncipes serán como langostas, y tus grandes como langostas de langostas que se sientan en vallados en día de frío: salido el sol se mudan, y no se conoce el lugar donde estuvieron.</w:t>
-      </w:r>
-      <w:r>
-        <w:rPr>
-          <w:lang w:val="es_ES" w:bidi="es_ES"/>
-        </w:rPr>
-      </w:r>
-      <w:r>
-        <w:rPr>
-          <w:lang w:val="es_ES" w:bidi="es_ES"/>
-        </w:rPr>
-      </w:r>
-    </w:p>
-    <w:p>
-      <w:pPr/>
-      <w:r>
-        <w:rPr>
-          <w:lang w:val="es_ES" w:bidi="es_ES"/>
-        </w:rPr>
-      </w:r>
-    </w:p>
-    <w:p>
-      <w:pPr/>
-      <w:r>
-        <w:rPr>
-          <w:lang w:val="es_ES" w:bidi="es_ES"/>
-        </w:rPr>
-      </w:r>
-      <w:r>
-        <w:rPr>
-          <w:vertAlign w:val="superscript"/>
-          <w:lang w:val="es_ES" w:bidi="es_ES"/>
-        </w:rPr>
-        <w:t>18</w:t>
-      </w:r>
-      <w:r>
-        <w:rPr>
-          <w:lang w:val="es_ES" w:bidi="es_ES"/>
-        </w:rPr>
-        <w:t xml:space="preserve"> Durmieron tus pastores, oh rey de Asiria, reposaron tus valientes: tu pueblo se derramó por los montes, y no hay quien lo junte.</w:t>
-      </w:r>
-      <w:r>
-        <w:rPr>
-          <w:lang w:val="es_ES" w:bidi="es_ES"/>
-        </w:rPr>
-      </w:r>
-      <w:r>
-        <w:rPr>
-          <w:lang w:val="es_ES" w:bidi="es_ES"/>
-        </w:rPr>
-      </w:r>
-    </w:p>
-    <w:p>
-      <w:pPr/>
-      <w:r>
-        <w:rPr>
-          <w:lang w:val="es_ES" w:bidi="es_ES"/>
-        </w:rPr>
-      </w:r>
-    </w:p>
-    <w:p>
-      <w:pPr/>
-      <w:r>
-        <w:rPr>
-          <w:lang w:val="es_ES" w:bidi="es_ES"/>
-        </w:rPr>
-      </w:r>
-      <w:r>
-        <w:rPr>
-          <w:vertAlign w:val="superscript"/>
-          <w:lang w:val="es_ES" w:bidi="es_ES"/>
-        </w:rPr>
         <w:t>19</w:t>
       </w:r>
       <w:r>
@@ -2080,16 +1213,6 @@
           <w:lang w:val="es_ES" w:bidi="es_ES"/>
         </w:rPr>
         <w:t xml:space="preserve"> No hay cura para tu quebradura; tu herida se encrudeció: todos los que oyeron tu fama, batirán las manos sobre ti, porque ¿sobre quién no pasó continuamente tu malicia?</w:t>
-      </w:r>
-      <w:r>
-        <w:rPr>
-          <w:lang w:val="es_ES" w:bidi="es_ES"/>
-        </w:rPr>
-      </w:r>
-      <w:r>
-        <w:rPr>
-          <w:lang w:val="es_ES" w:bidi="es_ES"/>
-        </w:rPr>
       </w:r>
     </w:p>
     <w:sectPr>
